--- a/downloads/handouts/Unit 07/Handout 07.10 - Five-Panel Deck Template and Peer Review.docx
+++ b/downloads/handouts/Unit 07/Handout 07.10 - Five-Panel Deck Template and Peer Review.docx
@@ -1323,8 +1323,11 @@
       </w:r>
     </w:p>
     <w:p>
-      <w:r>
-        <w:br w:type="page"/>
+      <w:pPr>
+        <w:pStyle w:val="BodyText"/>
+      </w:pPr>
+      <w:r>
+        <w:t xml:space="preserve">____________________________________________________________________</w:t>
       </w:r>
     </w:p>
     <w:p>
@@ -2012,13 +2015,19 @@
       </w:r>
     </w:p>
     <w:p>
-      <w:r>
-        <w:br w:type="page"/>
-      </w:r>
-    </w:p>
-    <w:p>
-      <w:r>
-        <w:br w:type="page"/>
+      <w:pPr>
+        <w:pStyle w:val="BodyText"/>
+      </w:pPr>
+      <w:r>
+        <w:t xml:space="preserve">____________________________________________________________________</w:t>
+      </w:r>
+    </w:p>
+    <w:p>
+      <w:pPr>
+        <w:pStyle w:val="BodyText"/>
+      </w:pPr>
+      <w:r>
+        <w:t xml:space="preserve">____________________________________________________________________</w:t>
       </w:r>
     </w:p>
     <w:p>
@@ -3107,8 +3116,11 @@
       </w:r>
     </w:p>
     <w:p>
-      <w:r>
-        <w:br w:type="page"/>
+      <w:pPr>
+        <w:pStyle w:val="BodyText"/>
+      </w:pPr>
+      <w:r>
+        <w:t xml:space="preserve">____________________________________________________________________</w:t>
       </w:r>
     </w:p>
     <w:p>
@@ -3140,8 +3152,11 @@
       </w:r>
     </w:p>
     <w:p>
-      <w:r>
-        <w:br w:type="page"/>
+      <w:pPr>
+        <w:pStyle w:val="BodyText"/>
+      </w:pPr>
+      <w:r>
+        <w:t xml:space="preserve">____________________________________________________________________</w:t>
       </w:r>
     </w:p>
     <w:p>
@@ -3172,8 +3187,11 @@
       <w:bookmarkEnd w:id="39"/>
     </w:p>
     <w:p>
-      <w:r>
-        <w:br w:type="page"/>
+      <w:pPr>
+        <w:pStyle w:val="FirstParagraph"/>
+      </w:pPr>
+      <w:r>
+        <w:t xml:space="preserve">____________________________________________________________________</w:t>
       </w:r>
     </w:p>
     <w:p>
@@ -3290,7 +3308,7 @@
     <w:sectPr>
       <w:headerReference w:type="default" r:id="rId9"/>
       <w:pgSz w:w="12240" w:h="15840"/>
-      <w:pgMar w:top="1440" w:bottom="1440" w:left="1440" w:right="1440" w:header="504"/>
+      <w:pgMar w:top="1152" w:bottom="1152" w:left="1152" w:right="1152" w:header="504"/>
     </w:sectPr>
   </w:body>
 </w:document>

--- a/downloads/handouts/Unit 07/Handout 07.10 - Five-Panel Deck Template and Peer Review.docx
+++ b/downloads/handouts/Unit 07/Handout 07.10 - Five-Panel Deck Template and Peer Review.docx
@@ -42,7 +42,7 @@
         <w:rPr>
           <w:b/>
         </w:rPr>
-        <w:t xml:space="preserve">Page 1 is the planner. Nothing goes on the poster until the teacher signs the planner. Page 2 is the peer review sheet, one per student.</w:t>
+        <w:t xml:space="preserve">Page 1 is the planner. Nothing goes on the poster until the teacher signs the planner. Page 2 is the peer review sheet (another team scores your pitch), one per student.</w:t>
       </w:r>
     </w:p>
     <w:p>
@@ -83,7 +83,7 @@
         <w:pStyle w:val="FirstParagraph"/>
       </w:pPr>
       <w:r>
-        <w:t xml:space="preserve">Five panels, left to right. A judge reads them in this order without being told to.</w:t>
+        <w:t xml:space="preserve">The deck is your poster. It has five panels (sections), left to right. A judge reads them in this order without being told to.</w:t>
       </w:r>
     </w:p>
     <w:tbl>
@@ -280,7 +280,7 @@
               <w:jc w:val="left"/>
             </w:pPr>
             <w:r>
-              <w:t xml:space="preserve">What you make, + one differentiator</w:t>
+              <w:t xml:space="preserve">What you make, + one thing that makes it different</w:t>
             </w:r>
           </w:p>
         </w:tc>
@@ -384,13 +384,13 @@
         <w:rPr>
           <w:b/>
         </w:rPr>
-        <w:t xml:space="preserve">The one hard rule: panel 4 has to be readable from ten feet.</w:t>
+        <w:t xml:space="preserve">The one hard rule: panel 4 has to be readable from ten feet away.</w:t>
       </w:r>
       <w:r>
         <w:t xml:space="preserve"> </w:t>
       </w:r>
       <w:r>
-        <w:t xml:space="preserve">Somebody stand at the back of the room and read it out loud. If they cannot, the numbers are too small.</w:t>
+        <w:t xml:space="preserve">Have somebody stand at the back of the room and read it out loud. If they cannot, the numbers are too small.</w:t>
       </w:r>
     </w:p>
     <w:p>
@@ -576,7 +576,7 @@
               <w:jc w:val="left"/>
             </w:pPr>
             <w:r>
-              <w:t xml:space="preserve">Who (one sentence, five specifics compressed)</w:t>
+              <w:t xml:space="preserve">Who (your five specifics, squeezed into one sentence)</w:t>
             </w:r>
           </w:p>
         </w:tc>
@@ -869,7 +869,7 @@
         <w:t xml:space="preserve"> </w:t>
       </w:r>
       <w:r>
-        <w:t xml:space="preserve">do these five numbers match the signed numbers page exactly? Yes / No. </w:t>
+        <w:t xml:space="preserve">Do these five numbers match the signed numbers page exactly? Circle: Yes / No. </w:t>
       </w:r>
       <w:r>
         <w:rPr>
@@ -956,6 +956,14 @@
     <w:p>
       <w:pPr>
         <w:pStyle w:val="FirstParagraph"/>
+      </w:pPr>
+      <w:r>
+        <w:t xml:space="preserve">A prototype is a first rough version of your thing, something a judge can hold, read, or look at. A drawing counts.</w:t>
+      </w:r>
+    </w:p>
+    <w:p>
+      <w:pPr>
+        <w:pStyle w:val="BodyText"/>
       </w:pPr>
       <w:r>
         <w:rPr>
@@ -1327,9 +1335,158 @@
         <w:pStyle w:val="BodyText"/>
       </w:pPr>
       <w:r>
-        <w:t xml:space="preserve">____________________________________________________________________</w:t>
-      </w:r>
-    </w:p>
+        <w:t xml:space="preserve">Line 1: ____________________________________________________________________</w:t>
+      </w:r>
+    </w:p>
+    <w:p>
+      <w:pPr>
+        <w:pStyle w:val="BodyText"/>
+      </w:pPr>
+      <w:r>
+        <w:rPr>
+          <w:b/>
+        </w:rPr>
+        <w:t xml:space="preserve">Sentence starters, English and Spanish</w:t>
+      </w:r>
+    </w:p>
+    <w:tbl>
+      <w:tblPr>
+        <w:tblStyle w:val="Table"/>
+        <w:tblW w:type="pct" w:w="5000.0"/>
+        <w:tblLook w:firstRow="1"/>
+      </w:tblPr>
+      <w:tblGrid>
+        <w:gridCol w:w="3960"/>
+        <w:gridCol w:w="3960"/>
+      </w:tblGrid>
+      <w:tr>
+        <w:trPr>
+          <w:cnfStyle w:firstRow="1"/>
+        </w:trPr>
+        <w:tc>
+          <w:tcPr>
+            <w:tcBorders>
+              <w:bottom w:val="single"/>
+            </w:tcBorders>
+            <w:vAlign w:val="bottom"/>
+          </w:tcPr>
+          <w:p>
+            <w:pPr>
+              <w:pStyle w:val="Compact"/>
+              <w:jc w:val="left"/>
+            </w:pPr>
+            <w:r>
+              <w:t xml:space="preserve">English</w:t>
+            </w:r>
+          </w:p>
+        </w:tc>
+        <w:tc>
+          <w:tcPr>
+            <w:tcBorders>
+              <w:bottom w:val="single"/>
+            </w:tcBorders>
+            <w:vAlign w:val="bottom"/>
+          </w:tcPr>
+          <w:p>
+            <w:pPr>
+              <w:pStyle w:val="Compact"/>
+              <w:jc w:val="left"/>
+            </w:pPr>
+            <w:r>
+              <w:t xml:space="preserve">Spanish</w:t>
+            </w:r>
+          </w:p>
+        </w:tc>
+      </w:tr>
+      <w:tr>
+        <w:tc>
+          <w:p>
+            <w:pPr>
+              <w:pStyle w:val="Compact"/>
+              <w:jc w:val="left"/>
+            </w:pPr>
+            <w:r>
+              <w:t xml:space="preserve">We used a skill from Unit</w:t>
+            </w:r>
+            <w:r>
+              <w:t xml:space="preserve"> </w:t>
+            </w:r>
+            <w:r>
+              <w:rPr>
+                <w:i/>
+                <w:b/>
+              </w:rPr>
+              <w:t xml:space="preserve">: we</w:t>
+            </w:r>
+            <w:r>
+              <w:rPr>
+                <w:i/>
+                <w:b/>
+              </w:rPr>
+              <w:t xml:space="preserve"> </w:t>
+            </w:r>
+            <w:r>
+              <w:t xml:space="preserve">.</w:t>
+            </w:r>
+          </w:p>
+        </w:tc>
+        <w:tc>
+          <w:p>
+            <w:pPr>
+              <w:pStyle w:val="Compact"/>
+              <w:jc w:val="left"/>
+            </w:pPr>
+            <w:r>
+              <w:t xml:space="preserve">Usamos una habilidad de la Unidad</w:t>
+            </w:r>
+            <w:r>
+              <w:t xml:space="preserve"> </w:t>
+            </w:r>
+            <w:r>
+              <w:rPr>
+                <w:i/>
+                <w:b/>
+              </w:rPr>
+              <w:t xml:space="preserve">: nosotros</w:t>
+            </w:r>
+            <w:r>
+              <w:rPr>
+                <w:i/>
+                <w:b/>
+              </w:rPr>
+              <w:t xml:space="preserve"> </w:t>
+            </w:r>
+            <w:r>
+              <w:t xml:space="preserve">.</w:t>
+            </w:r>
+          </w:p>
+        </w:tc>
+      </w:tr>
+      <w:tr>
+        <w:tc>
+          <w:p>
+            <w:pPr>
+              <w:pStyle w:val="Compact"/>
+              <w:jc w:val="left"/>
+            </w:pPr>
+            <w:r>
+              <w:t xml:space="preserve">This is what a judge can hold: ___.</w:t>
+            </w:r>
+          </w:p>
+        </w:tc>
+        <w:tc>
+          <w:p>
+            <w:pPr>
+              <w:pStyle w:val="Compact"/>
+              <w:jc w:val="left"/>
+            </w:pPr>
+            <w:r>
+              <w:t xml:space="preserve">Esto es lo que un juez puede tener en la mano: ___.</w:t>
+            </w:r>
+          </w:p>
+        </w:tc>
+      </w:tr>
+    </w:tbl>
     <w:p>
       <w:pPr>
         <w:pStyle w:val="Heading2"/>
@@ -1773,7 +1930,7 @@
         <w:pStyle w:val="FirstParagraph"/>
       </w:pPr>
       <w:r>
-        <w:t xml:space="preserve">Three times through,</w:t>
+        <w:t xml:space="preserve">Practice the whole pitch three times,</w:t>
       </w:r>
       <w:r>
         <w:t xml:space="preserve"> </w:t>
@@ -2005,61 +2162,30 @@
         <w:rPr>
           <w:b/>
         </w:rPr>
-        <w:t xml:space="preserve">Our answer, one sentence</w:t>
+        <w:t xml:space="preserve">The question:</w:t>
       </w:r>
       <w:r>
         <w:t xml:space="preserve"> </w:t>
       </w:r>
       <w:r>
-        <w:t xml:space="preserve">(write it on an index card and put it behind panel 5):</w:t>
+        <w:t xml:space="preserve">____________________________________________________</w:t>
       </w:r>
     </w:p>
     <w:p>
       <w:pPr>
         <w:pStyle w:val="BodyText"/>
       </w:pPr>
-      <w:r>
-        <w:t xml:space="preserve">____________________________________________________________________</w:t>
-      </w:r>
-    </w:p>
-    <w:p>
-      <w:pPr>
-        <w:pStyle w:val="BodyText"/>
-      </w:pPr>
-      <w:r>
-        <w:t xml:space="preserve">____________________________________________________________________</w:t>
-      </w:r>
-    </w:p>
-    <w:p>
-      <w:r>
-        <w:br w:type="page"/>
-      </w:r>
-    </w:p>
-    <w:p>
-      <w:pPr>
-        <w:pStyle w:val="Heading1"/>
-      </w:pPr>
-      <w:bookmarkStart w:id="34" w:name="page-2-peer-review-sheet"/>
-      <w:r>
-        <w:t xml:space="preserve">Page 2: Peer review sheet</w:t>
-      </w:r>
-      <w:bookmarkEnd w:id="34"/>
-    </w:p>
-    <w:p>
-      <w:pPr>
-        <w:pStyle w:val="FirstParagraph"/>
-      </w:pPr>
-      <w:r>
-        <w:t xml:space="preserve">Your team listens to another team’s whole pitch once, with their poster up.</w:t>
-      </w:r>
-      <w:r>
-        <w:t xml:space="preserve"> </w:t>
-      </w:r>
       <w:r>
         <w:rPr>
           <w:b/>
         </w:rPr>
-        <w:t xml:space="preserve">Score while they are talking, not after.</w:t>
+        <w:t xml:space="preserve">Our answer, one sentence</w:t>
+      </w:r>
+      <w:r>
+        <w:t xml:space="preserve"> </w:t>
+      </w:r>
+      <w:r>
+        <w:t xml:space="preserve">(write it on an index card and put it behind panel 5):</w:t>
       </w:r>
     </w:p>
     <w:p>
@@ -2067,6 +2193,54 @@
         <w:pStyle w:val="BodyText"/>
       </w:pPr>
       <w:r>
+        <w:t xml:space="preserve">Line 1: ____________________________________________________________________</w:t>
+      </w:r>
+    </w:p>
+    <w:p>
+      <w:pPr>
+        <w:pStyle w:val="BodyText"/>
+      </w:pPr>
+      <w:r>
+        <w:t xml:space="preserve">Line 2: ____________________________________________________________________</w:t>
+      </w:r>
+    </w:p>
+    <w:p>
+      <w:r>
+        <w:br w:type="page"/>
+      </w:r>
+    </w:p>
+    <w:p>
+      <w:pPr>
+        <w:pStyle w:val="Heading1"/>
+      </w:pPr>
+      <w:bookmarkStart w:id="34" w:name="page-2-peer-review-sheet"/>
+      <w:r>
+        <w:t xml:space="preserve">Page 2: Peer review sheet</w:t>
+      </w:r>
+      <w:bookmarkEnd w:id="34"/>
+    </w:p>
+    <w:p>
+      <w:pPr>
+        <w:pStyle w:val="FirstParagraph"/>
+      </w:pPr>
+      <w:r>
+        <w:t xml:space="preserve">Your team listens to another team’s whole pitch once, with their poster up.</w:t>
+      </w:r>
+      <w:r>
+        <w:t xml:space="preserve"> </w:t>
+      </w:r>
+      <w:r>
+        <w:rPr>
+          <w:b/>
+        </w:rPr>
+        <w:t xml:space="preserve">Score them while they are talking, not after.</w:t>
+      </w:r>
+    </w:p>
+    <w:p>
+      <w:pPr>
+        <w:pStyle w:val="BodyText"/>
+      </w:pPr>
+      <w:r>
         <w:t xml:space="preserve">Reviewer’s name: ____________________ Team you reviewed: ____________________</w:t>
       </w:r>
     </w:p>
@@ -2085,7 +2259,7 @@
         <w:pStyle w:val="FirstParagraph"/>
       </w:pPr>
       <w:r>
-        <w:t xml:space="preserve">Copy the top three from each column of your class list, then mark whether you saw or heard it.</w:t>
+        <w:t xml:space="preserve">Copy the top three from each column of your class list. Then mark whether you saw or heard each one.</w:t>
       </w:r>
     </w:p>
     <w:tbl>
@@ -2381,489 +2555,6 @@
         <w:t xml:space="preserve">The six parts</w:t>
       </w:r>
       <w:bookmarkEnd w:id="36"/>
-    </w:p>
-    <w:tbl>
-      <w:tblPr>
-        <w:tblStyle w:val="Table"/>
-        <w:tblW w:type="pct" w:w="5000"/>
-        <w:tblLook w:firstRow="1"/>
-      </w:tblPr>
-      <w:tblGrid>
-        <w:gridCol w:w="2340"/>
-        <w:gridCol w:w="2340"/>
-        <w:gridCol w:w="2340"/>
-        <w:gridCol w:w="2340"/>
-      </w:tblGrid>
-      <w:tr>
-        <w:trPr>
-          <w:cnfStyle w:firstRow="1"/>
-        </w:trPr>
-        <w:tc>
-          <w:tcPr>
-            <w:tcW w:type="dxa" w:w="2340"/>
-            <w:tcBorders>
-              <w:bottom w:val="single"/>
-            </w:tcBorders>
-            <w:vAlign w:val="bottom"/>
-          </w:tcPr>
-          <w:p>
-            <w:pPr>
-              <w:pStyle w:val="Compact"/>
-              <w:jc w:val="left"/>
-            </w:pPr>
-            <w:r>
-              <w:t xml:space="preserve">#</w:t>
-            </w:r>
-          </w:p>
-        </w:tc>
-        <w:tc>
-          <w:tcPr>
-            <w:tcW w:type="dxa" w:w="2340"/>
-            <w:tcBorders>
-              <w:bottom w:val="single"/>
-            </w:tcBorders>
-            <w:vAlign w:val="bottom"/>
-          </w:tcPr>
-          <w:p>
-            <w:pPr>
-              <w:pStyle w:val="Compact"/>
-              <w:jc w:val="left"/>
-            </w:pPr>
-            <w:r>
-              <w:t xml:space="preserve">Part</w:t>
-            </w:r>
-          </w:p>
-        </w:tc>
-        <w:tc>
-          <w:tcPr>
-            <w:tcW w:type="dxa" w:w="2340"/>
-            <w:tcBorders>
-              <w:bottom w:val="single"/>
-            </w:tcBorders>
-            <w:vAlign w:val="bottom"/>
-          </w:tcPr>
-          <w:p>
-            <w:pPr>
-              <w:pStyle w:val="Compact"/>
-              <w:jc w:val="left"/>
-            </w:pPr>
-            <w:r>
-              <w:t xml:space="preserve">Present?</w:t>
-            </w:r>
-          </w:p>
-        </w:tc>
-        <w:tc>
-          <w:tcPr>
-            <w:tcW w:type="dxa" w:w="2340"/>
-            <w:tcBorders>
-              <w:bottom w:val="single"/>
-            </w:tcBorders>
-            <w:vAlign w:val="bottom"/>
-          </w:tcPr>
-          <w:p>
-            <w:pPr>
-              <w:pStyle w:val="Compact"/>
-              <w:jc w:val="left"/>
-            </w:pPr>
-            <w:r>
-              <w:t xml:space="preserve">Was it clear?</w:t>
-            </w:r>
-          </w:p>
-        </w:tc>
-      </w:tr>
-      <w:tr>
-        <w:tc>
-          <w:tcPr>
-            <w:tcW w:type="dxa" w:w="2340"/>
-          </w:tcPr>
-          <w:p>
-            <w:pPr>
-              <w:pStyle w:val="Compact"/>
-              <w:jc w:val="left"/>
-            </w:pPr>
-            <w:r>
-              <w:t xml:space="preserve">1</w:t>
-            </w:r>
-          </w:p>
-        </w:tc>
-        <w:tc>
-          <w:tcPr>
-            <w:tcW w:type="dxa" w:w="2340"/>
-          </w:tcPr>
-          <w:p>
-            <w:pPr>
-              <w:pStyle w:val="Compact"/>
-              <w:jc w:val="left"/>
-            </w:pPr>
-            <w:r>
-              <w:t xml:space="preserve">Hook (a question or a number, not a greeting)</w:t>
-            </w:r>
-          </w:p>
-        </w:tc>
-        <w:tc>
-          <w:tcPr>
-            <w:tcW w:type="dxa" w:w="2340"/>
-          </w:tcPr>
-          <w:p>
-            <w:pPr>
-              <w:pStyle w:val="Compact"/>
-              <w:jc w:val="left"/>
-            </w:pPr>
-            <w:r>
-              <w:t xml:space="preserve">Yes / No</w:t>
-            </w:r>
-          </w:p>
-        </w:tc>
-        <w:tc>
-          <w:tcPr>
-            <w:tcW w:type="dxa" w:w="2340"/>
-          </w:tcPr>
-          <w:p>
-            <w:pPr>
-              <w:pStyle w:val="Compact"/>
-              <w:jc w:val="left"/>
-            </w:pPr>
-            <w:r>
-              <w:t xml:space="preserve">Yes / Partly / No</w:t>
-            </w:r>
-          </w:p>
-        </w:tc>
-      </w:tr>
-      <w:tr>
-        <w:tc>
-          <w:tcPr>
-            <w:tcW w:type="dxa" w:w="2340"/>
-          </w:tcPr>
-          <w:p>
-            <w:pPr>
-              <w:pStyle w:val="Compact"/>
-              <w:jc w:val="left"/>
-            </w:pPr>
-            <w:r>
-              <w:t xml:space="preserve">2</w:t>
-            </w:r>
-          </w:p>
-        </w:tc>
-        <w:tc>
-          <w:tcPr>
-            <w:tcW w:type="dxa" w:w="2340"/>
-          </w:tcPr>
-          <w:p>
-            <w:pPr>
-              <w:pStyle w:val="Compact"/>
-              <w:jc w:val="left"/>
-            </w:pPr>
-            <w:r>
-              <w:t xml:space="preserve">Problem, and who has it</w:t>
-            </w:r>
-          </w:p>
-        </w:tc>
-        <w:tc>
-          <w:tcPr>
-            <w:tcW w:type="dxa" w:w="2340"/>
-          </w:tcPr>
-          <w:p>
-            <w:pPr>
-              <w:pStyle w:val="Compact"/>
-              <w:jc w:val="left"/>
-            </w:pPr>
-            <w:r>
-              <w:t xml:space="preserve">Yes / No</w:t>
-            </w:r>
-          </w:p>
-        </w:tc>
-        <w:tc>
-          <w:tcPr>
-            <w:tcW w:type="dxa" w:w="2340"/>
-          </w:tcPr>
-          <w:p>
-            <w:pPr>
-              <w:pStyle w:val="Compact"/>
-              <w:jc w:val="left"/>
-            </w:pPr>
-            <w:r>
-              <w:t xml:space="preserve">Yes / Partly / No</w:t>
-            </w:r>
-          </w:p>
-        </w:tc>
-      </w:tr>
-      <w:tr>
-        <w:tc>
-          <w:tcPr>
-            <w:tcW w:type="dxa" w:w="2340"/>
-          </w:tcPr>
-          <w:p>
-            <w:pPr>
-              <w:pStyle w:val="Compact"/>
-              <w:jc w:val="left"/>
-            </w:pPr>
-            <w:r>
-              <w:t xml:space="preserve">3</w:t>
-            </w:r>
-          </w:p>
-        </w:tc>
-        <w:tc>
-          <w:tcPr>
-            <w:tcW w:type="dxa" w:w="2340"/>
-          </w:tcPr>
-          <w:p>
-            <w:pPr>
-              <w:pStyle w:val="Compact"/>
-              <w:jc w:val="left"/>
-            </w:pPr>
-            <w:r>
-              <w:t xml:space="preserve">Solution, with one differentiator</w:t>
-            </w:r>
-          </w:p>
-        </w:tc>
-        <w:tc>
-          <w:tcPr>
-            <w:tcW w:type="dxa" w:w="2340"/>
-          </w:tcPr>
-          <w:p>
-            <w:pPr>
-              <w:pStyle w:val="Compact"/>
-              <w:jc w:val="left"/>
-            </w:pPr>
-            <w:r>
-              <w:t xml:space="preserve">Yes / No</w:t>
-            </w:r>
-          </w:p>
-        </w:tc>
-        <w:tc>
-          <w:tcPr>
-            <w:tcW w:type="dxa" w:w="2340"/>
-          </w:tcPr>
-          <w:p>
-            <w:pPr>
-              <w:pStyle w:val="Compact"/>
-              <w:jc w:val="left"/>
-            </w:pPr>
-            <w:r>
-              <w:t xml:space="preserve">Yes / Partly / No</w:t>
-            </w:r>
-          </w:p>
-        </w:tc>
-      </w:tr>
-      <w:tr>
-        <w:tc>
-          <w:tcPr>
-            <w:tcW w:type="dxa" w:w="2340"/>
-          </w:tcPr>
-          <w:p>
-            <w:pPr>
-              <w:pStyle w:val="Compact"/>
-              <w:jc w:val="left"/>
-            </w:pPr>
-            <w:r>
-              <w:t xml:space="preserve">4</w:t>
-            </w:r>
-          </w:p>
-        </w:tc>
-        <w:tc>
-          <w:tcPr>
-            <w:tcW w:type="dxa" w:w="2340"/>
-          </w:tcPr>
-          <w:p>
-            <w:pPr>
-              <w:pStyle w:val="Compact"/>
-              <w:jc w:val="left"/>
-            </w:pPr>
-            <w:r>
-              <w:t xml:space="preserve">Who it is for, with a real quote</w:t>
-            </w:r>
-          </w:p>
-        </w:tc>
-        <w:tc>
-          <w:tcPr>
-            <w:tcW w:type="dxa" w:w="2340"/>
-          </w:tcPr>
-          <w:p>
-            <w:pPr>
-              <w:pStyle w:val="Compact"/>
-              <w:jc w:val="left"/>
-            </w:pPr>
-            <w:r>
-              <w:t xml:space="preserve">Yes / No</w:t>
-            </w:r>
-          </w:p>
-        </w:tc>
-        <w:tc>
-          <w:tcPr>
-            <w:tcW w:type="dxa" w:w="2340"/>
-          </w:tcPr>
-          <w:p>
-            <w:pPr>
-              <w:pStyle w:val="Compact"/>
-              <w:jc w:val="left"/>
-            </w:pPr>
-            <w:r>
-              <w:t xml:space="preserve">Yes / Partly / No</w:t>
-            </w:r>
-          </w:p>
-        </w:tc>
-      </w:tr>
-      <w:tr>
-        <w:tc>
-          <w:tcPr>
-            <w:tcW w:type="dxa" w:w="2340"/>
-          </w:tcPr>
-          <w:p>
-            <w:pPr>
-              <w:pStyle w:val="Compact"/>
-              <w:jc w:val="left"/>
-            </w:pPr>
-            <w:r>
-              <w:t xml:space="preserve">5</w:t>
-            </w:r>
-          </w:p>
-        </w:tc>
-        <w:tc>
-          <w:tcPr>
-            <w:tcW w:type="dxa" w:w="2340"/>
-          </w:tcPr>
-          <w:p>
-            <w:pPr>
-              <w:pStyle w:val="Compact"/>
-              <w:jc w:val="left"/>
-            </w:pPr>
-            <w:r>
-              <w:rPr>
-                <w:b/>
-              </w:rPr>
-              <w:t xml:space="preserve">The money, said out loud with a real number</w:t>
-            </w:r>
-          </w:p>
-        </w:tc>
-        <w:tc>
-          <w:tcPr>
-            <w:tcW w:type="dxa" w:w="2340"/>
-          </w:tcPr>
-          <w:p>
-            <w:pPr>
-              <w:pStyle w:val="Compact"/>
-              <w:jc w:val="left"/>
-            </w:pPr>
-            <w:r>
-              <w:t xml:space="preserve">Yes / No</w:t>
-            </w:r>
-          </w:p>
-        </w:tc>
-        <w:tc>
-          <w:tcPr>
-            <w:tcW w:type="dxa" w:w="2340"/>
-          </w:tcPr>
-          <w:p>
-            <w:pPr>
-              <w:pStyle w:val="Compact"/>
-              <w:jc w:val="left"/>
-            </w:pPr>
-            <w:r>
-              <w:t xml:space="preserve">Yes / Partly / No</w:t>
-            </w:r>
-          </w:p>
-        </w:tc>
-      </w:tr>
-      <w:tr>
-        <w:tc>
-          <w:tcPr>
-            <w:tcW w:type="dxa" w:w="2340"/>
-          </w:tcPr>
-          <w:p>
-            <w:pPr>
-              <w:pStyle w:val="Compact"/>
-              <w:jc w:val="left"/>
-            </w:pPr>
-            <w:r>
-              <w:t xml:space="preserve">6</w:t>
-            </w:r>
-          </w:p>
-        </w:tc>
-        <w:tc>
-          <w:tcPr>
-            <w:tcW w:type="dxa" w:w="2340"/>
-          </w:tcPr>
-          <w:p>
-            <w:pPr>
-              <w:pStyle w:val="Compact"/>
-              <w:jc w:val="left"/>
-            </w:pPr>
-            <w:r>
-              <w:t xml:space="preserve">The ask, specific, with a number</w:t>
-            </w:r>
-          </w:p>
-        </w:tc>
-        <w:tc>
-          <w:tcPr>
-            <w:tcW w:type="dxa" w:w="2340"/>
-          </w:tcPr>
-          <w:p>
-            <w:pPr>
-              <w:pStyle w:val="Compact"/>
-              <w:jc w:val="left"/>
-            </w:pPr>
-            <w:r>
-              <w:t xml:space="preserve">Yes / No</w:t>
-            </w:r>
-          </w:p>
-        </w:tc>
-        <w:tc>
-          <w:tcPr>
-            <w:tcW w:type="dxa" w:w="2340"/>
-          </w:tcPr>
-          <w:p>
-            <w:pPr>
-              <w:pStyle w:val="Compact"/>
-              <w:jc w:val="left"/>
-            </w:pPr>
-            <w:r>
-              <w:t xml:space="preserve">Yes / Partly / No</w:t>
-            </w:r>
-          </w:p>
-        </w:tc>
-      </w:tr>
-    </w:tbl>
-    <w:p>
-      <w:pPr>
-        <w:pStyle w:val="BodyText"/>
-      </w:pPr>
-      <w:r>
-        <w:rPr>
-          <w:b/>
-        </w:rPr>
-        <w:t xml:space="preserve">Time:</w:t>
-      </w:r>
-      <w:r>
-        <w:t xml:space="preserve"> </w:t>
-      </w:r>
-      <w:r>
-        <w:t xml:space="preserve">______ seconds.</w:t>
-      </w:r>
-      <w:r>
-        <w:t xml:space="preserve"> </w:t>
-      </w:r>
-      <w:r>
-        <w:rPr>
-          <w:b/>
-        </w:rPr>
-        <w:t xml:space="preserve">Did all three speak?</w:t>
-      </w:r>
-      <w:r>
-        <w:t xml:space="preserve"> </w:t>
-      </w:r>
-      <w:r>
-        <w:t xml:space="preserve">Yes / No</w:t>
-      </w:r>
-    </w:p>
-    <w:p>
-      <w:pPr>
-        <w:pStyle w:val="Heading2"/>
-      </w:pPr>
-      <w:bookmarkStart w:id="37" w:name="X2536c7e1fc67429705539544dcfbab753826674"/>
-      <w:r>
-        <w:t xml:space="preserve">The panels (this is Rubric 07 criterion 5 and 6 in your words)</w:t>
-      </w:r>
-      <w:bookmarkEnd w:id="37"/>
     </w:p>
     <w:tbl>
       <w:tblPr>
@@ -2894,7 +2585,7 @@
               <w:jc w:val="left"/>
             </w:pPr>
             <w:r>
-              <w:t xml:space="preserve">Check</w:t>
+              <w:t xml:space="preserve">#</w:t>
             </w:r>
           </w:p>
         </w:tc>
@@ -2911,7 +2602,7 @@
               <w:jc w:val="left"/>
             </w:pPr>
             <w:r>
-              <w:t xml:space="preserve">Yes</w:t>
+              <w:t xml:space="preserve">Part</w:t>
             </w:r>
           </w:p>
         </w:tc>
@@ -2928,7 +2619,7 @@
               <w:jc w:val="left"/>
             </w:pPr>
             <w:r>
-              <w:t xml:space="preserve">Partly</w:t>
+              <w:t xml:space="preserve">Present?</w:t>
             </w:r>
           </w:p>
         </w:tc>
@@ -2945,6 +2636,413 @@
               <w:jc w:val="left"/>
             </w:pPr>
             <w:r>
+              <w:t xml:space="preserve">Was it clear?</w:t>
+            </w:r>
+          </w:p>
+        </w:tc>
+      </w:tr>
+      <w:tr>
+        <w:tc>
+          <w:p>
+            <w:pPr>
+              <w:pStyle w:val="Compact"/>
+              <w:jc w:val="left"/>
+            </w:pPr>
+            <w:r>
+              <w:t xml:space="preserve">1</w:t>
+            </w:r>
+          </w:p>
+        </w:tc>
+        <w:tc>
+          <w:p>
+            <w:pPr>
+              <w:pStyle w:val="Compact"/>
+              <w:jc w:val="left"/>
+            </w:pPr>
+            <w:r>
+              <w:t xml:space="preserve">Hook (a question or a number, not a greeting)</w:t>
+            </w:r>
+          </w:p>
+        </w:tc>
+        <w:tc>
+          <w:p>
+            <w:pPr>
+              <w:pStyle w:val="Compact"/>
+              <w:jc w:val="left"/>
+            </w:pPr>
+            <w:r>
+              <w:t xml:space="preserve">Yes / No</w:t>
+            </w:r>
+          </w:p>
+        </w:tc>
+        <w:tc>
+          <w:p>
+            <w:pPr>
+              <w:pStyle w:val="Compact"/>
+              <w:jc w:val="left"/>
+            </w:pPr>
+            <w:r>
+              <w:t xml:space="preserve">Yes / Partly / No</w:t>
+            </w:r>
+          </w:p>
+        </w:tc>
+      </w:tr>
+      <w:tr>
+        <w:tc>
+          <w:p>
+            <w:pPr>
+              <w:pStyle w:val="Compact"/>
+              <w:jc w:val="left"/>
+            </w:pPr>
+            <w:r>
+              <w:t xml:space="preserve">2</w:t>
+            </w:r>
+          </w:p>
+        </w:tc>
+        <w:tc>
+          <w:p>
+            <w:pPr>
+              <w:pStyle w:val="Compact"/>
+              <w:jc w:val="left"/>
+            </w:pPr>
+            <w:r>
+              <w:t xml:space="preserve">Problem, and who has it</w:t>
+            </w:r>
+          </w:p>
+        </w:tc>
+        <w:tc>
+          <w:p>
+            <w:pPr>
+              <w:pStyle w:val="Compact"/>
+              <w:jc w:val="left"/>
+            </w:pPr>
+            <w:r>
+              <w:t xml:space="preserve">Yes / No</w:t>
+            </w:r>
+          </w:p>
+        </w:tc>
+        <w:tc>
+          <w:p>
+            <w:pPr>
+              <w:pStyle w:val="Compact"/>
+              <w:jc w:val="left"/>
+            </w:pPr>
+            <w:r>
+              <w:t xml:space="preserve">Yes / Partly / No</w:t>
+            </w:r>
+          </w:p>
+        </w:tc>
+      </w:tr>
+      <w:tr>
+        <w:tc>
+          <w:p>
+            <w:pPr>
+              <w:pStyle w:val="Compact"/>
+              <w:jc w:val="left"/>
+            </w:pPr>
+            <w:r>
+              <w:t xml:space="preserve">3</w:t>
+            </w:r>
+          </w:p>
+        </w:tc>
+        <w:tc>
+          <w:p>
+            <w:pPr>
+              <w:pStyle w:val="Compact"/>
+              <w:jc w:val="left"/>
+            </w:pPr>
+            <w:r>
+              <w:t xml:space="preserve">Solution, with one thing that makes it different</w:t>
+            </w:r>
+          </w:p>
+        </w:tc>
+        <w:tc>
+          <w:p>
+            <w:pPr>
+              <w:pStyle w:val="Compact"/>
+              <w:jc w:val="left"/>
+            </w:pPr>
+            <w:r>
+              <w:t xml:space="preserve">Yes / No</w:t>
+            </w:r>
+          </w:p>
+        </w:tc>
+        <w:tc>
+          <w:p>
+            <w:pPr>
+              <w:pStyle w:val="Compact"/>
+              <w:jc w:val="left"/>
+            </w:pPr>
+            <w:r>
+              <w:t xml:space="preserve">Yes / Partly / No</w:t>
+            </w:r>
+          </w:p>
+        </w:tc>
+      </w:tr>
+      <w:tr>
+        <w:tc>
+          <w:p>
+            <w:pPr>
+              <w:pStyle w:val="Compact"/>
+              <w:jc w:val="left"/>
+            </w:pPr>
+            <w:r>
+              <w:t xml:space="preserve">4</w:t>
+            </w:r>
+          </w:p>
+        </w:tc>
+        <w:tc>
+          <w:p>
+            <w:pPr>
+              <w:pStyle w:val="Compact"/>
+              <w:jc w:val="left"/>
+            </w:pPr>
+            <w:r>
+              <w:t xml:space="preserve">Who it is for, with a real quote</w:t>
+            </w:r>
+          </w:p>
+        </w:tc>
+        <w:tc>
+          <w:p>
+            <w:pPr>
+              <w:pStyle w:val="Compact"/>
+              <w:jc w:val="left"/>
+            </w:pPr>
+            <w:r>
+              <w:t xml:space="preserve">Yes / No</w:t>
+            </w:r>
+          </w:p>
+        </w:tc>
+        <w:tc>
+          <w:p>
+            <w:pPr>
+              <w:pStyle w:val="Compact"/>
+              <w:jc w:val="left"/>
+            </w:pPr>
+            <w:r>
+              <w:t xml:space="preserve">Yes / Partly / No</w:t>
+            </w:r>
+          </w:p>
+        </w:tc>
+      </w:tr>
+      <w:tr>
+        <w:tc>
+          <w:p>
+            <w:pPr>
+              <w:pStyle w:val="Compact"/>
+              <w:jc w:val="left"/>
+            </w:pPr>
+            <w:r>
+              <w:t xml:space="preserve">5</w:t>
+            </w:r>
+          </w:p>
+        </w:tc>
+        <w:tc>
+          <w:p>
+            <w:pPr>
+              <w:pStyle w:val="Compact"/>
+              <w:jc w:val="left"/>
+            </w:pPr>
+            <w:r>
+              <w:rPr>
+                <w:b/>
+              </w:rPr>
+              <w:t xml:space="preserve">The money, said out loud with a real number</w:t>
+            </w:r>
+          </w:p>
+        </w:tc>
+        <w:tc>
+          <w:p>
+            <w:pPr>
+              <w:pStyle w:val="Compact"/>
+              <w:jc w:val="left"/>
+            </w:pPr>
+            <w:r>
+              <w:t xml:space="preserve">Yes / No</w:t>
+            </w:r>
+          </w:p>
+        </w:tc>
+        <w:tc>
+          <w:p>
+            <w:pPr>
+              <w:pStyle w:val="Compact"/>
+              <w:jc w:val="left"/>
+            </w:pPr>
+            <w:r>
+              <w:t xml:space="preserve">Yes / Partly / No</w:t>
+            </w:r>
+          </w:p>
+        </w:tc>
+      </w:tr>
+      <w:tr>
+        <w:tc>
+          <w:p>
+            <w:pPr>
+              <w:pStyle w:val="Compact"/>
+              <w:jc w:val="left"/>
+            </w:pPr>
+            <w:r>
+              <w:t xml:space="preserve">6</w:t>
+            </w:r>
+          </w:p>
+        </w:tc>
+        <w:tc>
+          <w:p>
+            <w:pPr>
+              <w:pStyle w:val="Compact"/>
+              <w:jc w:val="left"/>
+            </w:pPr>
+            <w:r>
+              <w:t xml:space="preserve">The ask, specific, with a number</w:t>
+            </w:r>
+          </w:p>
+        </w:tc>
+        <w:tc>
+          <w:p>
+            <w:pPr>
+              <w:pStyle w:val="Compact"/>
+              <w:jc w:val="left"/>
+            </w:pPr>
+            <w:r>
+              <w:t xml:space="preserve">Yes / No</w:t>
+            </w:r>
+          </w:p>
+        </w:tc>
+        <w:tc>
+          <w:p>
+            <w:pPr>
+              <w:pStyle w:val="Compact"/>
+              <w:jc w:val="left"/>
+            </w:pPr>
+            <w:r>
+              <w:t xml:space="preserve">Yes / Partly / No</w:t>
+            </w:r>
+          </w:p>
+        </w:tc>
+      </w:tr>
+    </w:tbl>
+    <w:p>
+      <w:pPr>
+        <w:pStyle w:val="BodyText"/>
+      </w:pPr>
+      <w:r>
+        <w:rPr>
+          <w:b/>
+        </w:rPr>
+        <w:t xml:space="preserve">Time:</w:t>
+      </w:r>
+      <w:r>
+        <w:t xml:space="preserve"> </w:t>
+      </w:r>
+      <w:r>
+        <w:t xml:space="preserve">______ seconds.</w:t>
+      </w:r>
+      <w:r>
+        <w:t xml:space="preserve"> </w:t>
+      </w:r>
+      <w:r>
+        <w:rPr>
+          <w:b/>
+        </w:rPr>
+        <w:t xml:space="preserve">Did all three speak?</w:t>
+      </w:r>
+      <w:r>
+        <w:t xml:space="preserve"> </w:t>
+      </w:r>
+      <w:r>
+        <w:t xml:space="preserve">Yes / No</w:t>
+      </w:r>
+    </w:p>
+    <w:p>
+      <w:pPr>
+        <w:pStyle w:val="Heading2"/>
+      </w:pPr>
+      <w:bookmarkStart w:id="37" w:name="X436181cf3cdfe7d6f08e8e4adda2ad62cda39a6"/>
+      <w:r>
+        <w:t xml:space="preserve">The panels (this is Rubric 07 criteria 5 and 6 in your words)</w:t>
+      </w:r>
+      <w:bookmarkEnd w:id="37"/>
+    </w:p>
+    <w:tbl>
+      <w:tblPr>
+        <w:tblStyle w:val="Table"/>
+        <w:tblW w:type="pct" w:w="5000.0"/>
+        <w:tblLook w:firstRow="1"/>
+      </w:tblPr>
+      <w:tblGrid>
+        <w:gridCol w:w="1980"/>
+        <w:gridCol w:w="1980"/>
+        <w:gridCol w:w="1980"/>
+        <w:gridCol w:w="1980"/>
+      </w:tblGrid>
+      <w:tr>
+        <w:trPr>
+          <w:cnfStyle w:firstRow="1"/>
+        </w:trPr>
+        <w:tc>
+          <w:tcPr>
+            <w:tcBorders>
+              <w:bottom w:val="single"/>
+            </w:tcBorders>
+            <w:vAlign w:val="bottom"/>
+          </w:tcPr>
+          <w:p>
+            <w:pPr>
+              <w:pStyle w:val="Compact"/>
+              <w:jc w:val="left"/>
+            </w:pPr>
+            <w:r>
+              <w:t xml:space="preserve">Check</w:t>
+            </w:r>
+          </w:p>
+        </w:tc>
+        <w:tc>
+          <w:tcPr>
+            <w:tcBorders>
+              <w:bottom w:val="single"/>
+            </w:tcBorders>
+            <w:vAlign w:val="bottom"/>
+          </w:tcPr>
+          <w:p>
+            <w:pPr>
+              <w:pStyle w:val="Compact"/>
+              <w:jc w:val="left"/>
+            </w:pPr>
+            <w:r>
+              <w:t xml:space="preserve">Yes</w:t>
+            </w:r>
+          </w:p>
+        </w:tc>
+        <w:tc>
+          <w:tcPr>
+            <w:tcBorders>
+              <w:bottom w:val="single"/>
+            </w:tcBorders>
+            <w:vAlign w:val="bottom"/>
+          </w:tcPr>
+          <w:p>
+            <w:pPr>
+              <w:pStyle w:val="Compact"/>
+              <w:jc w:val="left"/>
+            </w:pPr>
+            <w:r>
+              <w:t xml:space="preserve">Partly</w:t>
+            </w:r>
+          </w:p>
+        </w:tc>
+        <w:tc>
+          <w:tcPr>
+            <w:tcBorders>
+              <w:bottom w:val="single"/>
+            </w:tcBorders>
+            <w:vAlign w:val="bottom"/>
+          </w:tcPr>
+          <w:p>
+            <w:pPr>
+              <w:pStyle w:val="Compact"/>
+              <w:jc w:val="left"/>
+            </w:pPr>
+            <w:r>
               <w:t xml:space="preserve">No</w:t>
             </w:r>
           </w:p>
@@ -3120,7 +3218,7 @@
         <w:pStyle w:val="BodyText"/>
       </w:pPr>
       <w:r>
-        <w:t xml:space="preserve">____________________________________________________________________</w:t>
+        <w:t xml:space="preserve">Line 1: ____________________________________________________________________</w:t>
       </w:r>
     </w:p>
     <w:p>
@@ -3156,7 +3254,7 @@
         <w:pStyle w:val="BodyText"/>
       </w:pPr>
       <w:r>
-        <w:t xml:space="preserve">____________________________________________________________________</w:t>
+        <w:t xml:space="preserve">Line 1: ____________________________________________________________________</w:t>
       </w:r>
     </w:p>
     <w:p>
@@ -3191,7 +3289,7 @@
         <w:pStyle w:val="FirstParagraph"/>
       </w:pPr>
       <w:r>
-        <w:t xml:space="preserve">____________________________________________________________________</w:t>
+        <w:t xml:space="preserve">Line 1: ____________________________________________________________________</w:t>
       </w:r>
     </w:p>
     <w:p>
@@ -3217,7 +3315,7 @@
         <w:rPr>
           <w:b/>
         </w:rPr>
-        <w:t xml:space="preserve">You have to make at least two changes and write both of them here.</w:t>
+        <w:t xml:space="preserve">Make at least two changes to your pitch or poster. Write both of them here.</w:t>
       </w:r>
     </w:p>
     <w:p>
@@ -3308,7 +3406,7 @@
     <w:sectPr>
       <w:headerReference w:type="default" r:id="rId9"/>
       <w:pgSz w:w="12240" w:h="15840"/>
-      <w:pgMar w:top="1152" w:bottom="1152" w:left="1152" w:right="1152" w:header="504"/>
+      <w:pgMar w:top="1440" w:bottom="1440" w:left="1440" w:right="1440" w:header="504"/>
     </w:sectPr>
   </w:body>
 </w:document>
